--- a/docs/topic-3-arrays-and-functions/CST-405-Topic-3-Project-3.docx
+++ b/docs/topic-3-arrays-and-functions/CST-405-Topic-3-Project-3.docx
@@ -383,10 +383,10 @@
         <w:rPr>
           <w:b/>
         </w:rPr>
-        <w:t xml:space="preserve">Global initialisers — </w:t>
+        <w:t xml:space="preserve">Global initializers — </w:t>
       </w:r>
       <w:r>
-        <w:t>int total = 0; at file scope. Where does the initialisation happen — in .data, or as code before main?</w:t>
+        <w:t>int total = 0; at file scope. Where does the initialization happen — in .data, or as code before main?</w:t>
       </w:r>
     </w:p>
     <w:p>
@@ -533,7 +533,7 @@
         <w:spacing w:after="60"/>
       </w:pPr>
       <w:r>
-        <w:t>Every grammar rule with a non-trivial action is commented with the construct it recognises and the AST node it builds.</w:t>
+        <w:t>Every grammar rule with a non-trivial action is commented with the construct it recognizes and the AST node it builds.</w:t>
       </w:r>
     </w:p>
     <w:p>
@@ -641,7 +641,7 @@
         <w:t xml:space="preserve">Show it working, first — </w:t>
       </w:r>
       <w:r>
-        <w:t>Open with the compiler running on a non-trivial program, end to end, including executing the generated assembly. Do this before any explanation. Everything you say afterwards lands differently once the viewer has seen the thing work.</w:t>
+        <w:t>Open with the compiler running on a non-trivial program, end to end, including executing the generated assembly. Do this before any explanation. Everything you say afterward lands differently once the viewer has seen the thing work.</w:t>
       </w:r>
     </w:p>
     <w:p>
